--- a/测试记录/用户认证模块联调测试.docx
+++ b/测试记录/用户认证模块联调测试.docx
@@ -3,6 +3,11 @@
 <w:document xmlns:wpc="http://schemas.microsoft.com/office/word/2010/wordprocessingCanvas" xmlns:cx="http://schemas.microsoft.com/office/drawing/2014/chartex" xmlns:cx1="http://schemas.microsoft.com/office/drawing/2015/9/8/chartex" xmlns:cx2="http://schemas.microsoft.com/office/drawing/2015/10/21/chartex" xmlns:cx3="http://schemas.microsoft.com/office/drawing/2016/5/9/chartex" xmlns:cx4="http://schemas.microsoft.com/office/drawing/2016/5/10/chartex" xmlns:cx5="http://schemas.microsoft.com/office/drawing/2016/5/11/chartex" xmlns:cx6="http://schemas.microsoft.com/office/drawing/2016/5/12/chartex" xmlns:cx7="http://schemas.microsoft.com/office/drawing/2016/5/13/chartex" xmlns:cx8="http://schemas.microsoft.com/office/drawing/2016/5/14/chartex" xmlns:mc="http://schemas.openxmlformats.org/markup-compatibility/2006" xmlns:aink="http://schemas.microsoft.com/office/drawing/2016/ink" xmlns:am3d="http://schemas.microsoft.com/office/drawing/2017/model3d" xmlns:o="urn:schemas-microsoft-com:office:office" xmlns:oel="http://schemas.microsoft.com/office/2019/extlst" xmlns:r="http://schemas.openxmlformats.org/officeDocument/2006/relationships" xmlns:m="http://schemas.openxmlformats.org/officeDocument/2006/math" xmlns:v="urn:schemas-microsoft-com:vml" xmlns:wp14="http://schemas.microsoft.com/office/word/2010/wordprocessingDrawing" xmlns:wp="http://schemas.openxmlformats.org/drawingml/2006/wordprocessingDrawing" xmlns:w10="urn:schemas-microsoft-com:office:word" xmlns:w="http://schemas.openxmlformats.org/wordprocessingml/2006/main" xmlns:w14="http://schemas.microsoft.com/office/word/2010/wordml" xmlns:w15="http://schemas.microsoft.com/office/word/2012/wordml" xmlns:w16cex="http://schemas.microsoft.com/office/word/2018/wordml/cex" xmlns:w16cid="http://schemas.microsoft.com/office/word/2016/wordml/cid" xmlns:w16="http://schemas.microsoft.com/office/word/2018/wordml" xmlns:w16du="http://schemas.microsoft.com/office/word/2023/wordml/word16du" xmlns:w16sdtdh="http://schemas.microsoft.com/office/word/2020/wordml/sdtdatahash" xmlns:w16sdtfl="http://schemas.microsoft.com/office/word/2024/wordml/sdtformatlock" xmlns:w16se="http://schemas.microsoft.com/office/word/2015/wordml/symex" xmlns:wpg="http://schemas.microsoft.com/office/word/2010/wordprocessingGroup" xmlns:wpi="http://schemas.microsoft.com/office/word/2010/wordprocessingInk" xmlns:wne="http://schemas.microsoft.com/office/word/2006/wordml" xmlns:wps="http://schemas.microsoft.com/office/word/2010/wordprocessingShape" mc:Ignorable="w14 w15 w16se w16cid w16 w16cex w16sdtdh w16sdtfl w16du wp14">
   <w:body>
     <w:p>
+      <w:pPr>
+        <w:rPr>
+          <w:rFonts w:hint="eastAsia"/>
+        </w:rPr>
+      </w:pPr>
       <w:r>
         <w:rPr>
           <w:rFonts w:hint="eastAsia"/>
@@ -10,8 +15,19 @@
         <w:t>注册</w:t>
       </w:r>
     </w:p>
-    <w:p/>
     <w:p>
+      <w:pPr>
+        <w:rPr>
+          <w:rFonts w:hint="eastAsia"/>
+        </w:rPr>
+      </w:pPr>
+    </w:p>
+    <w:p>
+      <w:pPr>
+        <w:rPr>
+          <w:rFonts w:hint="eastAsia"/>
+        </w:rPr>
+      </w:pPr>
       <w:r>
         <w:rPr>
           <w:rFonts w:hint="eastAsia"/>
@@ -33,7 +49,7 @@
                     <pic:cNvPicPr/>
                   </pic:nvPicPr>
                   <pic:blipFill>
-                    <a:blip r:embed="rId4" cstate="print">
+                    <a:blip r:embed="rId6" cstate="print">
                       <a:extLst>
                         <a:ext uri="{28A0092B-C50C-407E-A947-70E740481C1C}">
                           <a14:useLocalDpi xmlns:a14="http://schemas.microsoft.com/office/drawing/2010/main" val="0"/>
@@ -80,7 +96,7 @@
                     <pic:cNvPicPr/>
                   </pic:nvPicPr>
                   <pic:blipFill>
-                    <a:blip r:embed="rId5" cstate="print">
+                    <a:blip r:embed="rId7" cstate="print">
                       <a:extLst>
                         <a:ext uri="{28A0092B-C50C-407E-A947-70E740481C1C}">
                           <a14:useLocalDpi xmlns:a14="http://schemas.microsoft.com/office/drawing/2010/main" val="0"/>
@@ -127,7 +143,7 @@
                     <pic:cNvPicPr/>
                   </pic:nvPicPr>
                   <pic:blipFill>
-                    <a:blip r:embed="rId6" cstate="print">
+                    <a:blip r:embed="rId8" cstate="print">
                       <a:extLst>
                         <a:ext uri="{28A0092B-C50C-407E-A947-70E740481C1C}">
                           <a14:useLocalDpi xmlns:a14="http://schemas.microsoft.com/office/drawing/2010/main" val="0"/>
@@ -175,7 +191,7 @@
                     <pic:cNvPicPr/>
                   </pic:nvPicPr>
                   <pic:blipFill>
-                    <a:blip r:embed="rId7" cstate="print">
+                    <a:blip r:embed="rId9" cstate="print">
                       <a:extLst>
                         <a:ext uri="{28A0092B-C50C-407E-A947-70E740481C1C}">
                           <a14:useLocalDpi xmlns:a14="http://schemas.microsoft.com/office/drawing/2010/main" val="0"/>
@@ -222,7 +238,7 @@
                     <pic:cNvPicPr/>
                   </pic:nvPicPr>
                   <pic:blipFill>
-                    <a:blip r:embed="rId8" cstate="print">
+                    <a:blip r:embed="rId10" cstate="print">
                       <a:extLst>
                         <a:ext uri="{28A0092B-C50C-407E-A947-70E740481C1C}">
                           <a14:useLocalDpi xmlns:a14="http://schemas.microsoft.com/office/drawing/2010/main" val="0"/>
@@ -249,8 +265,19 @@
         </w:drawing>
       </w:r>
     </w:p>
-    <w:p/>
     <w:p>
+      <w:pPr>
+        <w:rPr>
+          <w:rFonts w:hint="eastAsia"/>
+        </w:rPr>
+      </w:pPr>
+    </w:p>
+    <w:p>
+      <w:pPr>
+        <w:rPr>
+          <w:rFonts w:hint="eastAsia"/>
+        </w:rPr>
+      </w:pPr>
       <w:r>
         <w:rPr>
           <w:rFonts w:hint="eastAsia"/>
@@ -259,6 +286,11 @@
       </w:r>
     </w:p>
     <w:p>
+      <w:pPr>
+        <w:rPr>
+          <w:rFonts w:hint="eastAsia"/>
+        </w:rPr>
+      </w:pPr>
       <w:r>
         <w:rPr>
           <w:rFonts w:hint="eastAsia"/>
@@ -281,7 +313,7 @@
                     <pic:cNvPicPr/>
                   </pic:nvPicPr>
                   <pic:blipFill>
-                    <a:blip r:embed="rId9" cstate="print">
+                    <a:blip r:embed="rId11" cstate="print">
                       <a:extLst>
                         <a:ext uri="{28A0092B-C50C-407E-A947-70E740481C1C}">
                           <a14:useLocalDpi xmlns:a14="http://schemas.microsoft.com/office/drawing/2010/main" val="0"/>
@@ -328,7 +360,7 @@
                     <pic:cNvPicPr/>
                   </pic:nvPicPr>
                   <pic:blipFill>
-                    <a:blip r:embed="rId10" cstate="print">
+                    <a:blip r:embed="rId12" cstate="print">
                       <a:extLst>
                         <a:ext uri="{28A0092B-C50C-407E-A947-70E740481C1C}">
                           <a14:useLocalDpi xmlns:a14="http://schemas.microsoft.com/office/drawing/2010/main" val="0"/>
@@ -375,7 +407,7 @@
                     <pic:cNvPicPr/>
                   </pic:nvPicPr>
                   <pic:blipFill>
-                    <a:blip r:embed="rId11" cstate="print">
+                    <a:blip r:embed="rId13" cstate="print">
                       <a:extLst>
                         <a:ext uri="{28A0092B-C50C-407E-A947-70E740481C1C}">
                           <a14:useLocalDpi xmlns:a14="http://schemas.microsoft.com/office/drawing/2010/main" val="0"/>
@@ -403,6 +435,11 @@
       </w:r>
     </w:p>
     <w:p>
+      <w:pPr>
+        <w:rPr>
+          <w:rFonts w:hint="eastAsia"/>
+        </w:rPr>
+      </w:pPr>
       <w:r>
         <w:rPr>
           <w:rFonts w:hint="eastAsia"/>
@@ -411,11 +448,6 @@
       </w:r>
     </w:p>
     <w:p>
-      <w:pPr>
-        <w:rPr>
-          <w:rFonts w:hint="eastAsia"/>
-        </w:rPr>
-      </w:pPr>
       <w:r>
         <w:rPr>
           <w:rFonts w:hint="eastAsia"/>
@@ -438,7 +470,7 @@
                     <pic:cNvPicPr/>
                   </pic:nvPicPr>
                   <pic:blipFill>
-                    <a:blip r:embed="rId12" cstate="print">
+                    <a:blip r:embed="rId14" cstate="print">
                       <a:extLst>
                         <a:ext uri="{28A0092B-C50C-407E-A947-70E740481C1C}">
                           <a14:useLocalDpi xmlns:a14="http://schemas.microsoft.com/office/drawing/2010/main" val="0"/>
@@ -485,7 +517,7 @@
                     <pic:cNvPicPr/>
                   </pic:nvPicPr>
                   <pic:blipFill>
-                    <a:blip r:embed="rId13" cstate="print">
+                    <a:blip r:embed="rId15" cstate="print">
                       <a:extLst>
                         <a:ext uri="{28A0092B-C50C-407E-A947-70E740481C1C}">
                           <a14:useLocalDpi xmlns:a14="http://schemas.microsoft.com/office/drawing/2010/main" val="0"/>
@@ -512,6 +544,164 @@
         </w:drawing>
       </w:r>
     </w:p>
+    <w:p>
+      <w:r>
+        <w:rPr>
+          <w:rFonts w:hint="eastAsia"/>
+        </w:rPr>
+        <w:t>获取个人信息、修改个人信息</w:t>
+      </w:r>
+    </w:p>
+    <w:p>
+      <w:pPr>
+        <w:rPr>
+          <w:rFonts w:hint="eastAsia"/>
+        </w:rPr>
+      </w:pPr>
+      <w:r>
+        <w:rPr>
+          <w:rFonts w:hint="eastAsia"/>
+          <w:noProof/>
+        </w:rPr>
+        <w:lastRenderedPageBreak/>
+        <w:drawing>
+          <wp:inline distT="0" distB="0" distL="0" distR="0" wp14:anchorId="448B9DF4" wp14:editId="64E417B9">
+            <wp:extent cx="5274310" cy="3152775"/>
+            <wp:effectExtent l="0" t="0" r="2540" b="9525"/>
+            <wp:docPr id="1263334203" name="图片 1"/>
+            <wp:cNvGraphicFramePr>
+              <a:graphicFrameLocks xmlns:a="http://schemas.openxmlformats.org/drawingml/2006/main" noChangeAspect="1"/>
+            </wp:cNvGraphicFramePr>
+            <a:graphic xmlns:a="http://schemas.openxmlformats.org/drawingml/2006/main">
+              <a:graphicData uri="http://schemas.openxmlformats.org/drawingml/2006/picture">
+                <pic:pic xmlns:pic="http://schemas.openxmlformats.org/drawingml/2006/picture">
+                  <pic:nvPicPr>
+                    <pic:cNvPr id="1263334203" name="图片 1263334203"/>
+                    <pic:cNvPicPr/>
+                  </pic:nvPicPr>
+                  <pic:blipFill>
+                    <a:blip r:embed="rId16" cstate="print">
+                      <a:extLst>
+                        <a:ext uri="{28A0092B-C50C-407E-A947-70E740481C1C}">
+                          <a14:useLocalDpi xmlns:a14="http://schemas.microsoft.com/office/drawing/2010/main" val="0"/>
+                        </a:ext>
+                      </a:extLst>
+                    </a:blip>
+                    <a:stretch>
+                      <a:fillRect/>
+                    </a:stretch>
+                  </pic:blipFill>
+                  <pic:spPr>
+                    <a:xfrm>
+                      <a:off x="0" y="0"/>
+                      <a:ext cx="5274310" cy="3152775"/>
+                    </a:xfrm>
+                    <a:prstGeom prst="rect">
+                      <a:avLst/>
+                    </a:prstGeom>
+                  </pic:spPr>
+                </pic:pic>
+              </a:graphicData>
+            </a:graphic>
+          </wp:inline>
+        </w:drawing>
+      </w:r>
+      <w:r>
+        <w:rPr>
+          <w:rFonts w:hint="eastAsia"/>
+          <w:noProof/>
+        </w:rPr>
+        <w:drawing>
+          <wp:inline distT="0" distB="0" distL="0" distR="0" wp14:anchorId="59DB796D" wp14:editId="4381C80B">
+            <wp:extent cx="5274310" cy="3118485"/>
+            <wp:effectExtent l="0" t="0" r="2540" b="5715"/>
+            <wp:docPr id="2111200201" name="图片 2"/>
+            <wp:cNvGraphicFramePr>
+              <a:graphicFrameLocks xmlns:a="http://schemas.openxmlformats.org/drawingml/2006/main" noChangeAspect="1"/>
+            </wp:cNvGraphicFramePr>
+            <a:graphic xmlns:a="http://schemas.openxmlformats.org/drawingml/2006/main">
+              <a:graphicData uri="http://schemas.openxmlformats.org/drawingml/2006/picture">
+                <pic:pic xmlns:pic="http://schemas.openxmlformats.org/drawingml/2006/picture">
+                  <pic:nvPicPr>
+                    <pic:cNvPr id="2111200201" name="图片 2111200201"/>
+                    <pic:cNvPicPr/>
+                  </pic:nvPicPr>
+                  <pic:blipFill>
+                    <a:blip r:embed="rId17" cstate="print">
+                      <a:extLst>
+                        <a:ext uri="{28A0092B-C50C-407E-A947-70E740481C1C}">
+                          <a14:useLocalDpi xmlns:a14="http://schemas.microsoft.com/office/drawing/2010/main" val="0"/>
+                        </a:ext>
+                      </a:extLst>
+                    </a:blip>
+                    <a:stretch>
+                      <a:fillRect/>
+                    </a:stretch>
+                  </pic:blipFill>
+                  <pic:spPr>
+                    <a:xfrm>
+                      <a:off x="0" y="0"/>
+                      <a:ext cx="5274310" cy="3118485"/>
+                    </a:xfrm>
+                    <a:prstGeom prst="rect">
+                      <a:avLst/>
+                    </a:prstGeom>
+                  </pic:spPr>
+                </pic:pic>
+              </a:graphicData>
+            </a:graphic>
+          </wp:inline>
+        </w:drawing>
+      </w:r>
+      <w:r>
+        <w:rPr>
+          <w:rFonts w:hint="eastAsia"/>
+          <w:noProof/>
+        </w:rPr>
+        <w:lastRenderedPageBreak/>
+        <w:drawing>
+          <wp:inline distT="0" distB="0" distL="0" distR="0" wp14:anchorId="702C659B" wp14:editId="26952A3A">
+            <wp:extent cx="5274310" cy="3126740"/>
+            <wp:effectExtent l="0" t="0" r="2540" b="0"/>
+            <wp:docPr id="1183888649" name="图片 3"/>
+            <wp:cNvGraphicFramePr>
+              <a:graphicFrameLocks xmlns:a="http://schemas.openxmlformats.org/drawingml/2006/main" noChangeAspect="1"/>
+            </wp:cNvGraphicFramePr>
+            <a:graphic xmlns:a="http://schemas.openxmlformats.org/drawingml/2006/main">
+              <a:graphicData uri="http://schemas.openxmlformats.org/drawingml/2006/picture">
+                <pic:pic xmlns:pic="http://schemas.openxmlformats.org/drawingml/2006/picture">
+                  <pic:nvPicPr>
+                    <pic:cNvPr id="1183888649" name="图片 1183888649"/>
+                    <pic:cNvPicPr/>
+                  </pic:nvPicPr>
+                  <pic:blipFill>
+                    <a:blip r:embed="rId18" cstate="print">
+                      <a:extLst>
+                        <a:ext uri="{28A0092B-C50C-407E-A947-70E740481C1C}">
+                          <a14:useLocalDpi xmlns:a14="http://schemas.microsoft.com/office/drawing/2010/main" val="0"/>
+                        </a:ext>
+                      </a:extLst>
+                    </a:blip>
+                    <a:stretch>
+                      <a:fillRect/>
+                    </a:stretch>
+                  </pic:blipFill>
+                  <pic:spPr>
+                    <a:xfrm>
+                      <a:off x="0" y="0"/>
+                      <a:ext cx="5274310" cy="3126740"/>
+                    </a:xfrm>
+                    <a:prstGeom prst="rect">
+                      <a:avLst/>
+                    </a:prstGeom>
+                  </pic:spPr>
+                </pic:pic>
+              </a:graphicData>
+            </a:graphic>
+          </wp:inline>
+        </w:drawing>
+      </w:r>
+    </w:p>
     <w:sectPr>
       <w:pgSz w:w="11906" w:h="16838"/>
       <w:pgMar w:top="1440" w:right="1800" w:bottom="1440" w:left="1800" w:header="851" w:footer="992" w:gutter="0"/>
@@ -520,6 +710,64 @@
     </w:sectPr>
   </w:body>
 </w:document>
+</file>
+
+<file path=word/endnotes.xml><?xml version="1.0" encoding="utf-8"?>
+<w:endnotes xmlns:wpc="http://schemas.microsoft.com/office/word/2010/wordprocessingCanvas" xmlns:cx="http://schemas.microsoft.com/office/drawing/2014/chartex" xmlns:cx1="http://schemas.microsoft.com/office/drawing/2015/9/8/chartex" xmlns:cx2="http://schemas.microsoft.com/office/drawing/2015/10/21/chartex" xmlns:cx3="http://schemas.microsoft.com/office/drawing/2016/5/9/chartex" xmlns:cx4="http://schemas.microsoft.com/office/drawing/2016/5/10/chartex" xmlns:cx5="http://schemas.microsoft.com/office/drawing/2016/5/11/chartex" xmlns:cx6="http://schemas.microsoft.com/office/drawing/2016/5/12/chartex" xmlns:cx7="http://schemas.microsoft.com/office/drawing/2016/5/13/chartex" xmlns:cx8="http://schemas.microsoft.com/office/drawing/2016/5/14/chartex" xmlns:mc="http://schemas.openxmlformats.org/markup-compatibility/2006" xmlns:aink="http://schemas.microsoft.com/office/drawing/2016/ink" xmlns:am3d="http://schemas.microsoft.com/office/drawing/2017/model3d" xmlns:o="urn:schemas-microsoft-com:office:office" xmlns:oel="http://schemas.microsoft.com/office/2019/extlst" xmlns:r="http://schemas.openxmlformats.org/officeDocument/2006/relationships" xmlns:m="http://schemas.openxmlformats.org/officeDocument/2006/math" xmlns:v="urn:schemas-microsoft-com:vml" xmlns:wp14="http://schemas.microsoft.com/office/word/2010/wordprocessingDrawing" xmlns:wp="http://schemas.openxmlformats.org/drawingml/2006/wordprocessingDrawing" xmlns:w10="urn:schemas-microsoft-com:office:word" xmlns:w="http://schemas.openxmlformats.org/wordprocessingml/2006/main" xmlns:w14="http://schemas.microsoft.com/office/word/2010/wordml" xmlns:w15="http://schemas.microsoft.com/office/word/2012/wordml" xmlns:w16cex="http://schemas.microsoft.com/office/word/2018/wordml/cex" xmlns:w16cid="http://schemas.microsoft.com/office/word/2016/wordml/cid" xmlns:w16="http://schemas.microsoft.com/office/word/2018/wordml" xmlns:w16du="http://schemas.microsoft.com/office/word/2023/wordml/word16du" xmlns:w16sdtdh="http://schemas.microsoft.com/office/word/2020/wordml/sdtdatahash" xmlns:w16sdtfl="http://schemas.microsoft.com/office/word/2024/wordml/sdtformatlock" xmlns:w16se="http://schemas.microsoft.com/office/word/2015/wordml/symex" xmlns:wpg="http://schemas.microsoft.com/office/word/2010/wordprocessingGroup" xmlns:wpi="http://schemas.microsoft.com/office/word/2010/wordprocessingInk" xmlns:wne="http://schemas.microsoft.com/office/word/2006/wordml" xmlns:wps="http://schemas.microsoft.com/office/word/2010/wordprocessingShape" mc:Ignorable="w14 w15 w16se w16cid w16 w16cex w16sdtdh w16sdtfl w16du wp14">
+  <w:endnote w:type="separator" w:id="-1">
+    <w:p>
+      <w:pPr>
+        <w:rPr>
+          <w:rFonts w:hint="eastAsia"/>
+        </w:rPr>
+      </w:pPr>
+      <w:r>
+        <w:separator/>
+      </w:r>
+    </w:p>
+  </w:endnote>
+  <w:endnote w:type="continuationSeparator" w:id="0">
+    <w:p>
+      <w:pPr>
+        <w:rPr>
+          <w:rFonts w:hint="eastAsia"/>
+        </w:rPr>
+      </w:pPr>
+      <w:r>
+        <w:continuationSeparator/>
+      </w:r>
+    </w:p>
+  </w:endnote>
+</w:endnotes>
+</file>
+
+<file path=word/footnotes.xml><?xml version="1.0" encoding="utf-8"?>
+<w:footnotes xmlns:wpc="http://schemas.microsoft.com/office/word/2010/wordprocessingCanvas" xmlns:cx="http://schemas.microsoft.com/office/drawing/2014/chartex" xmlns:cx1="http://schemas.microsoft.com/office/drawing/2015/9/8/chartex" xmlns:cx2="http://schemas.microsoft.com/office/drawing/2015/10/21/chartex" xmlns:cx3="http://schemas.microsoft.com/office/drawing/2016/5/9/chartex" xmlns:cx4="http://schemas.microsoft.com/office/drawing/2016/5/10/chartex" xmlns:cx5="http://schemas.microsoft.com/office/drawing/2016/5/11/chartex" xmlns:cx6="http://schemas.microsoft.com/office/drawing/2016/5/12/chartex" xmlns:cx7="http://schemas.microsoft.com/office/drawing/2016/5/13/chartex" xmlns:cx8="http://schemas.microsoft.com/office/drawing/2016/5/14/chartex" xmlns:mc="http://schemas.openxmlformats.org/markup-compatibility/2006" xmlns:aink="http://schemas.microsoft.com/office/drawing/2016/ink" xmlns:am3d="http://schemas.microsoft.com/office/drawing/2017/model3d" xmlns:o="urn:schemas-microsoft-com:office:office" xmlns:oel="http://schemas.microsoft.com/office/2019/extlst" xmlns:r="http://schemas.openxmlformats.org/officeDocument/2006/relationships" xmlns:m="http://schemas.openxmlformats.org/officeDocument/2006/math" xmlns:v="urn:schemas-microsoft-com:vml" xmlns:wp14="http://schemas.microsoft.com/office/word/2010/wordprocessingDrawing" xmlns:wp="http://schemas.openxmlformats.org/drawingml/2006/wordprocessingDrawing" xmlns:w10="urn:schemas-microsoft-com:office:word" xmlns:w="http://schemas.openxmlformats.org/wordprocessingml/2006/main" xmlns:w14="http://schemas.microsoft.com/office/word/2010/wordml" xmlns:w15="http://schemas.microsoft.com/office/word/2012/wordml" xmlns:w16cex="http://schemas.microsoft.com/office/word/2018/wordml/cex" xmlns:w16cid="http://schemas.microsoft.com/office/word/2016/wordml/cid" xmlns:w16="http://schemas.microsoft.com/office/word/2018/wordml" xmlns:w16du="http://schemas.microsoft.com/office/word/2023/wordml/word16du" xmlns:w16sdtdh="http://schemas.microsoft.com/office/word/2020/wordml/sdtdatahash" xmlns:w16sdtfl="http://schemas.microsoft.com/office/word/2024/wordml/sdtformatlock" xmlns:w16se="http://schemas.microsoft.com/office/word/2015/wordml/symex" xmlns:wpg="http://schemas.microsoft.com/office/word/2010/wordprocessingGroup" xmlns:wpi="http://schemas.microsoft.com/office/word/2010/wordprocessingInk" xmlns:wne="http://schemas.microsoft.com/office/word/2006/wordml" xmlns:wps="http://schemas.microsoft.com/office/word/2010/wordprocessingShape" mc:Ignorable="w14 w15 w16se w16cid w16 w16cex w16sdtdh w16sdtfl w16du wp14">
+  <w:footnote w:type="separator" w:id="-1">
+    <w:p>
+      <w:pPr>
+        <w:rPr>
+          <w:rFonts w:hint="eastAsia"/>
+        </w:rPr>
+      </w:pPr>
+      <w:r>
+        <w:separator/>
+      </w:r>
+    </w:p>
+  </w:footnote>
+  <w:footnote w:type="continuationSeparator" w:id="0">
+    <w:p>
+      <w:pPr>
+        <w:rPr>
+          <w:rFonts w:hint="eastAsia"/>
+        </w:rPr>
+      </w:pPr>
+      <w:r>
+        <w:continuationSeparator/>
+      </w:r>
+    </w:p>
+  </w:footnote>
+</w:footnotes>
 </file>
 
 <file path=word/styles.xml><?xml version="1.0" encoding="utf-8"?>
@@ -1444,6 +1692,68 @@
       <w:spacing w:val="5"/>
     </w:rPr>
   </w:style>
+  <w:style w:type="paragraph" w:styleId="ae">
+    <w:name w:val="header"/>
+    <w:basedOn w:val="a"/>
+    <w:link w:val="af"/>
+    <w:uiPriority w:val="99"/>
+    <w:unhideWhenUsed/>
+    <w:rsid w:val="00DA0DBE"/>
+    <w:pPr>
+      <w:tabs>
+        <w:tab w:val="center" w:pos="4153"/>
+        <w:tab w:val="right" w:pos="8306"/>
+      </w:tabs>
+      <w:snapToGrid w:val="0"/>
+      <w:jc w:val="center"/>
+    </w:pPr>
+    <w:rPr>
+      <w:sz w:val="18"/>
+      <w:szCs w:val="18"/>
+    </w:rPr>
+  </w:style>
+  <w:style w:type="character" w:customStyle="1" w:styleId="af">
+    <w:name w:val="页眉 字符"/>
+    <w:basedOn w:val="a0"/>
+    <w:link w:val="ae"/>
+    <w:uiPriority w:val="99"/>
+    <w:rsid w:val="00DA0DBE"/>
+    <w:rPr>
+      <w:sz w:val="18"/>
+      <w:szCs w:val="18"/>
+    </w:rPr>
+  </w:style>
+  <w:style w:type="paragraph" w:styleId="af0">
+    <w:name w:val="footer"/>
+    <w:basedOn w:val="a"/>
+    <w:link w:val="af1"/>
+    <w:uiPriority w:val="99"/>
+    <w:unhideWhenUsed/>
+    <w:rsid w:val="00DA0DBE"/>
+    <w:pPr>
+      <w:tabs>
+        <w:tab w:val="center" w:pos="4153"/>
+        <w:tab w:val="right" w:pos="8306"/>
+      </w:tabs>
+      <w:snapToGrid w:val="0"/>
+      <w:jc w:val="left"/>
+    </w:pPr>
+    <w:rPr>
+      <w:sz w:val="18"/>
+      <w:szCs w:val="18"/>
+    </w:rPr>
+  </w:style>
+  <w:style w:type="character" w:customStyle="1" w:styleId="af1">
+    <w:name w:val="页脚 字符"/>
+    <w:basedOn w:val="a0"/>
+    <w:link w:val="af0"/>
+    <w:uiPriority w:val="99"/>
+    <w:rsid w:val="00DA0DBE"/>
+    <w:rPr>
+      <w:sz w:val="18"/>
+      <w:szCs w:val="18"/>
+    </w:rPr>
+  </w:style>
 </w:styles>
 </file>
 
